--- a/rpd_corpus/rpd_13.docx
+++ b/rpd_corpus/rpd_13.docx
@@ -164,7 +164,7 @@
           <w:bCs/>
           <w:color w:val="000000"/>
         </w:rPr>
-        <w:t>(38005)Экспертные системы и базы знаний</w:t>
+        <w:t>(62315)Компьютерная графика</w:t>
       </w:r>
     </w:p>
     <w:p>
@@ -2182,7 +2182,7 @@
               <w:rPr>
                 <w:bCs/>
               </w:rPr>
-              <w:t>Способен разрабатывать онтологии и базы знаний для систем поддержки принятия решений</w:t>
+              <w:t>Способен применять математические основы компьютерной графики для построения и трансформации геометрических объектов</w:t>
             </w:r>
           </w:p>
         </w:tc>
@@ -2207,7 +2207,7 @@
               <w:rPr>
                 <w:bCs/>
               </w:rPr>
-              <w:t>УК-4</w:t>
+              <w:t>УК-1</w:t>
             </w:r>
           </w:p>
         </w:tc>
@@ -2263,7 +2263,7 @@
               <w:rPr>
                 <w:bCs/>
               </w:rPr>
-              <w:t>Способен применять методы представления и обработки знаний в экспертных системах</w:t>
+              <w:t>Способен разрабатывать графические приложения с использованием OpenGL и GLSL-шейдеров</w:t>
             </w:r>
           </w:p>
         </w:tc>
@@ -2288,7 +2288,7 @@
               <w:rPr>
                 <w:bCs/>
               </w:rPr>
-              <w:t>ОПК-1</w:t>
+              <w:t>ОПК-2</w:t>
             </w:r>
           </w:p>
         </w:tc>
@@ -2344,7 +2344,7 @@
               <w:rPr>
                 <w:bCs/>
               </w:rPr>
-              <w:t>Способен проектировать механизмы вывода на основе правил продукций и нечёткой логики</w:t>
+              <w:t>Способен реализовывать алгоритмы растеризации, освещения и трассировки лучей</w:t>
             </w:r>
           </w:p>
         </w:tc>
@@ -2369,7 +2369,7 @@
               <w:rPr>
                 <w:bCs/>
               </w:rPr>
-              <w:t>ОПК-6</w:t>
+              <w:t>ОПК-4</w:t>
             </w:r>
           </w:p>
         </w:tc>
@@ -2425,7 +2425,7 @@
               <w:rPr>
                 <w:bCs/>
               </w:rPr>
-              <w:t>Способен интегрировать экспертные системы с современными методами машинного обучения</w:t>
+              <w:t>Способен создавать интерактивные 3D-сцены с анимацией и управлением камерой</w:t>
             </w:r>
           </w:p>
         </w:tc>
@@ -2450,7 +2450,7 @@
               <w:rPr>
                 <w:bCs/>
               </w:rPr>
-              <w:t>ПК-2</w:t>
+              <w:t>ПК-1</w:t>
             </w:r>
           </w:p>
         </w:tc>
@@ -2601,7 +2601,7 @@
               <w:rPr>
                 <w:bCs/>
               </w:rPr>
-              <w:t>УК-4</w:t>
+              <w:t>УК-1</w:t>
             </w:r>
             <w:r/>
             <w:r>
@@ -2632,7 +2632,7 @@
               <w:rPr>
                 <w:bCs/>
               </w:rPr>
-              <w:t>УК-4.1 Формализует предметную область в виде онтологии</w:t>
+              <w:t>УК-1.1 Применяет однородные координаты и матрицы аффинных преобразований</w:t>
             </w:r>
           </w:p>
         </w:tc>
@@ -2652,7 +2652,7 @@
               <w:rPr>
                 <w:bCs/>
               </w:rPr>
-              <w:t>З(УК-4)</w:t>
+              <w:t>З(УК-1)</w:t>
             </w:r>
           </w:p>
         </w:tc>
@@ -2669,7 +2669,7 @@
               <w:rPr>
                 <w:bCs/>
               </w:rPr>
-              <w:t>Знать: методы инженерии знаний; языки представления знаний OWL, RDF, SPARQL</w:t>
+              <w:t>Знать: однородные координаты, матрицы трансформаций, пространства координат (модельное, мировое, экранное)</w:t>
             </w:r>
           </w:p>
         </w:tc>
@@ -2699,7 +2699,7 @@
               <w:rPr>
                 <w:bCs/>
               </w:rPr>
-              <w:t>УК-4</w:t>
+              <w:t>УК-1</w:t>
             </w:r>
             <w:r/>
             <w:r>
@@ -2730,7 +2730,7 @@
               <w:rPr>
                 <w:bCs/>
               </w:rPr>
-              <w:t>УК-4.1 Формализует предметную область в виде онтологии</w:t>
+              <w:t>УК-1.1 Применяет однородные координаты и матрицы аффинных преобразований</w:t>
             </w:r>
           </w:p>
         </w:tc>
@@ -2750,7 +2750,7 @@
               <w:rPr>
                 <w:bCs/>
               </w:rPr>
-              <w:t>У(УК-4)</w:t>
+              <w:t>У(УК-1)</w:t>
             </w:r>
           </w:p>
         </w:tc>
@@ -2767,7 +2767,7 @@
               <w:rPr>
                 <w:bCs/>
               </w:rPr>
-              <w:t>Уметь: разрабатывать онтологии в Protégé; строить таксономии и тезаурусы</w:t>
+              <w:t>Уметь: составлять цепочки матриц трансформаций и применять проективные проекции</w:t>
             </w:r>
           </w:p>
         </w:tc>
@@ -2797,7 +2797,7 @@
               <w:rPr>
                 <w:bCs/>
               </w:rPr>
-              <w:t>УК-4</w:t>
+              <w:t>УК-1</w:t>
             </w:r>
             <w:r/>
             <w:r>
@@ -2828,7 +2828,7 @@
               <w:rPr>
                 <w:bCs/>
               </w:rPr>
-              <w:t>УК-4.1 Формализует предметную область в виде онтологии</w:t>
+              <w:t>УК-1.1 Применяет однородные координаты и матрицы аффинных преобразований</w:t>
             </w:r>
           </w:p>
         </w:tc>
@@ -2848,7 +2848,7 @@
               <w:rPr>
                 <w:bCs/>
               </w:rPr>
-              <w:t>В(УК-4)</w:t>
+              <w:t>В(УК-1)</w:t>
             </w:r>
           </w:p>
         </w:tc>
@@ -2865,7 +2865,7 @@
               <w:rPr>
                 <w:bCs/>
               </w:rPr>
-              <w:t>Владеть: методами верификации и пополнения баз знаний</w:t>
+              <w:t>Владеть: методами оценки вычислительной сложности алгоритмов геометрических преобразований</w:t>
             </w:r>
           </w:p>
         </w:tc>
@@ -2895,7 +2895,7 @@
               <w:rPr>
                 <w:bCs/>
               </w:rPr>
-              <w:t>ОПК-1</w:t>
+              <w:t>ОПК-2</w:t>
             </w:r>
             <w:r/>
             <w:r>
@@ -2926,7 +2926,7 @@
               <w:rPr>
                 <w:bCs/>
               </w:rPr>
-              <w:t>ОПК-1.1 Разрабатывает продукционные системы и фреймовые представления</w:t>
+              <w:t>ОПК-2.1 Создаёт OpenGL-приложение с буферами вершин, шейдерами и текстурами</w:t>
             </w:r>
           </w:p>
         </w:tc>
@@ -2946,7 +2946,7 @@
               <w:rPr>
                 <w:bCs/>
               </w:rPr>
-              <w:t>З(ОПК-1)</w:t>
+              <w:t>З(ОПК-2)</w:t>
             </w:r>
           </w:p>
         </w:tc>
@@ -2963,7 +2963,7 @@
               <w:rPr>
                 <w:bCs/>
               </w:rPr>
-              <w:t>Знать: продукционные, фреймовые, семантические сетевые модели представления знаний</w:t>
+              <w:t>Знать: конвейер рендеринга OpenGL, GLSL-синтаксис, типы буферов (VBO, VAO, EBO)</w:t>
             </w:r>
           </w:p>
         </w:tc>
@@ -2993,7 +2993,7 @@
               <w:rPr>
                 <w:bCs/>
               </w:rPr>
-              <w:t>ОПК-1</w:t>
+              <w:t>ОПК-2</w:t>
             </w:r>
             <w:r/>
             <w:r>
@@ -3024,7 +3024,7 @@
               <w:rPr>
                 <w:bCs/>
               </w:rPr>
-              <w:t>ОПК-1.1 Разрабатывает продукционные системы и фреймовые представления</w:t>
+              <w:t>ОПК-2.1 Создаёт OpenGL-приложение с буферами вершин, шейдерами и текстурами</w:t>
             </w:r>
           </w:p>
         </w:tc>
@@ -3044,7 +3044,7 @@
               <w:rPr>
                 <w:bCs/>
               </w:rPr>
-              <w:t>У(ОПК-1)</w:t>
+              <w:t>У(ОПК-2)</w:t>
             </w:r>
           </w:p>
         </w:tc>
@@ -3061,7 +3061,7 @@
               <w:rPr>
                 <w:bCs/>
               </w:rPr>
-              <w:t>Уметь: реализовывать базы правил в CLIPS, Drools; применять алгоритм Rete</w:t>
+              <w:t>Уметь: писать вершинные и фрагментные шейдеры, передавать uniform-переменные</w:t>
             </w:r>
           </w:p>
         </w:tc>
@@ -3091,7 +3091,7 @@
               <w:rPr>
                 <w:bCs/>
               </w:rPr>
-              <w:t>ОПК-1</w:t>
+              <w:t>ОПК-2</w:t>
             </w:r>
             <w:r/>
             <w:r>
@@ -3122,7 +3122,7 @@
               <w:rPr>
                 <w:bCs/>
               </w:rPr>
-              <w:t>ОПК-1.1 Разрабатывает продукционные системы и фреймовые представления</w:t>
+              <w:t>ОПК-2.1 Создаёт OpenGL-приложение с буферами вершин, шейдерами и текстурами</w:t>
             </w:r>
           </w:p>
         </w:tc>
@@ -3142,7 +3142,7 @@
               <w:rPr>
                 <w:bCs/>
               </w:rPr>
-              <w:t>В(ОПК-1)</w:t>
+              <w:t>В(ОПК-2)</w:t>
             </w:r>
           </w:p>
         </w:tc>
@@ -3159,7 +3159,7 @@
               <w:rPr>
                 <w:bCs/>
               </w:rPr>
-              <w:t>Владеть: методами приобретения знаний от эксперта и их формализации</w:t>
+              <w:t>Владеть: инструментами отладки OpenGL (RenderDoc, NVIDIA Nsight) и профилирования GPU</w:t>
             </w:r>
           </w:p>
         </w:tc>
@@ -3189,7 +3189,7 @@
               <w:rPr>
                 <w:bCs/>
               </w:rPr>
-              <w:t>ОПК-6</w:t>
+              <w:t>ОПК-4</w:t>
             </w:r>
             <w:r/>
             <w:r>
@@ -3220,7 +3220,7 @@
               <w:rPr>
                 <w:bCs/>
               </w:rPr>
-              <w:t>ОПК-6.1 Проектирует механизмы нечёткого вывода</w:t>
+              <w:t>ОПК-4.1 Реализует алгоритмы растеризации и модели освещения Фонга и Блинна</w:t>
             </w:r>
           </w:p>
         </w:tc>
@@ -3240,7 +3240,7 @@
               <w:rPr>
                 <w:bCs/>
               </w:rPr>
-              <w:t>З(ОПК-6)</w:t>
+              <w:t>З(ОПК-4)</w:t>
             </w:r>
           </w:p>
         </w:tc>
@@ -3257,7 +3257,7 @@
               <w:rPr>
                 <w:bCs/>
               </w:rPr>
-              <w:t>Знать: нечёткие множества Заде; методы фаззификации и дефаззификации (Мамдани, Сугено)</w:t>
+              <w:t>Знать: алгоритмы растеризации треугольников, z-buffer, алгоритмы Брезенхема</w:t>
             </w:r>
           </w:p>
         </w:tc>
@@ -3287,7 +3287,7 @@
               <w:rPr>
                 <w:bCs/>
               </w:rPr>
-              <w:t>ОПК-6</w:t>
+              <w:t>ОПК-4</w:t>
             </w:r>
             <w:r/>
             <w:r>
@@ -3318,7 +3318,7 @@
               <w:rPr>
                 <w:bCs/>
               </w:rPr>
-              <w:t>ОПК-6.1 Проектирует механизмы нечёткого вывода</w:t>
+              <w:t>ОПК-4.1 Реализует алгоритмы растеризации и модели освещения Фонга и Блинна</w:t>
             </w:r>
           </w:p>
         </w:tc>
@@ -3338,7 +3338,7 @@
               <w:rPr>
                 <w:bCs/>
               </w:rPr>
-              <w:t>У(ОПК-6)</w:t>
+              <w:t>У(ОПК-4)</w:t>
             </w:r>
           </w:p>
         </w:tc>
@@ -3355,7 +3355,7 @@
               <w:rPr>
                 <w:bCs/>
               </w:rPr>
-              <w:t>Уметь: разрабатывать нечёткие системы управления с использованием библиотеки skfuzzy</w:t>
+              <w:t>Уметь: реализовывать модели освещения Фонга и Блинна–Фонга с картами нормалей</w:t>
             </w:r>
           </w:p>
         </w:tc>
@@ -3385,7 +3385,7 @@
               <w:rPr>
                 <w:bCs/>
               </w:rPr>
-              <w:t>ОПК-6</w:t>
+              <w:t>ОПК-4</w:t>
             </w:r>
             <w:r/>
             <w:r>
@@ -3416,7 +3416,7 @@
               <w:rPr>
                 <w:bCs/>
               </w:rPr>
-              <w:t>ОПК-6.1 Проектирует механизмы нечёткого вывода</w:t>
+              <w:t>ОПК-4.1 Реализует алгоритмы растеризации и модели освещения Фонга и Блинна</w:t>
             </w:r>
           </w:p>
         </w:tc>
@@ -3436,7 +3436,7 @@
               <w:rPr>
                 <w:bCs/>
               </w:rPr>
-              <w:t>В(ОПК-6)</w:t>
+              <w:t>В(ОПК-4)</w:t>
             </w:r>
           </w:p>
         </w:tc>
@@ -3453,7 +3453,7 @@
               <w:rPr>
                 <w:bCs/>
               </w:rPr>
-              <w:t>Владеть: методами верификации нечётких правил и оценки качества вывода</w:t>
+              <w:t>Владеть: методами трассировки лучей и построения теней (shadow mapping, ray marching)</w:t>
             </w:r>
           </w:p>
         </w:tc>
@@ -3483,7 +3483,7 @@
               <w:rPr>
                 <w:bCs/>
               </w:rPr>
-              <w:t>ПК-2</w:t>
+              <w:t>ПК-1</w:t>
             </w:r>
             <w:r/>
             <w:r>
@@ -3514,7 +3514,7 @@
               <w:rPr>
                 <w:bCs/>
               </w:rPr>
-              <w:t>ПК-2.1 Объединяет традиционные ЭС с нейросетевыми компонентами</w:t>
+              <w:t>ПК-1.1 Разрабатывает интерактивную 3D-сцену с анимацией на Three.js или OpenGL</w:t>
             </w:r>
           </w:p>
         </w:tc>
@@ -3534,7 +3534,7 @@
               <w:rPr>
                 <w:bCs/>
               </w:rPr>
-              <w:t>З(ПК-2)</w:t>
+              <w:t>З(ПК-1)</w:t>
             </w:r>
           </w:p>
         </w:tc>
@@ -3551,7 +3551,7 @@
               <w:rPr>
                 <w:bCs/>
               </w:rPr>
-              <w:t>Знать: гибридные нейро-нечёткие системы (ANFIS); нейросимволические подходы в ИИ</w:t>
+              <w:t>Знать: форматы 3D-моделей (OBJ, glTF), граф сцены, принципы иерархической анимации</w:t>
             </w:r>
           </w:p>
         </w:tc>
@@ -3581,7 +3581,7 @@
               <w:rPr>
                 <w:bCs/>
               </w:rPr>
-              <w:t>ПК-2</w:t>
+              <w:t>ПК-1</w:t>
             </w:r>
             <w:r/>
             <w:r>
@@ -3612,7 +3612,7 @@
               <w:rPr>
                 <w:bCs/>
               </w:rPr>
-              <w:t>ПК-2.1 Объединяет традиционные ЭС с нейросетевыми компонентами</w:t>
+              <w:t>ПК-1.1 Разрабатывает интерактивную 3D-сцену с анимацией на Three.js или OpenGL</w:t>
             </w:r>
           </w:p>
         </w:tc>
@@ -3632,7 +3632,7 @@
               <w:rPr>
                 <w:bCs/>
               </w:rPr>
-              <w:t>У(ПК-2)</w:t>
+              <w:t>У(ПК-1)</w:t>
             </w:r>
           </w:p>
         </w:tc>
@@ -3649,7 +3649,7 @@
               <w:rPr>
                 <w:bCs/>
               </w:rPr>
-              <w:t>Уметь: интегрировать базы знаний с LLM для систем вопрос-ответ</w:t>
+              <w:t>Уметь: управлять камерой (arcball, FPS-контроллер) и реализовывать интерактивный выбор объектов</w:t>
             </w:r>
           </w:p>
         </w:tc>
@@ -3679,7 +3679,7 @@
               <w:rPr>
                 <w:bCs/>
               </w:rPr>
-              <w:t>ПК-2</w:t>
+              <w:t>ПК-1</w:t>
             </w:r>
             <w:r/>
             <w:r>
@@ -3710,7 +3710,7 @@
               <w:rPr>
                 <w:bCs/>
               </w:rPr>
-              <w:t>ПК-2.1 Объединяет традиционные ЭС с нейросетевыми компонентами</w:t>
+              <w:t>ПК-1.1 Разрабатывает интерактивную 3D-сцену с анимацией на Three.js или OpenGL</w:t>
             </w:r>
           </w:p>
         </w:tc>
@@ -3730,7 +3730,7 @@
               <w:rPr>
                 <w:bCs/>
               </w:rPr>
-              <w:t>В(ПК-2)</w:t>
+              <w:t>В(ПК-1)</w:t>
             </w:r>
           </w:p>
         </w:tc>
@@ -3747,7 +3747,7 @@
               <w:rPr>
                 <w:bCs/>
               </w:rPr>
-              <w:t>Владеть: навыками разработки систем рассуждений с объяснимым выводом (XAI)</w:t>
+              <w:t>Владеть: навыками создания анимированных 3D-сцен с использованием Three.js или WebGL</w:t>
             </w:r>
           </w:p>
         </w:tc>
@@ -11148,7 +11148,7 @@
                 <w:sz w:val="20"/>
                 <w:szCs w:val="20"/>
               </w:rPr>
-              <w:t>Основы инженерии знаний и онтологий</w:t>
+              <w:t>Математические основы компьютерной графики</w:t>
             </w:r>
           </w:p>
         </w:tc>
@@ -11173,7 +11173,7 @@
                 <w:sz w:val="20"/>
                 <w:szCs w:val="20"/>
               </w:rPr>
-              <w:t>7</w:t>
+              <w:t>6</w:t>
             </w:r>
           </w:p>
         </w:tc>
@@ -11273,7 +11273,7 @@
                 <w:sz w:val="20"/>
                 <w:szCs w:val="20"/>
               </w:rPr>
-              <w:t>18</w:t>
+              <w:t>20</w:t>
             </w:r>
           </w:p>
         </w:tc>
@@ -11299,7 +11299,7 @@
                 <w:sz w:val="20"/>
                 <w:szCs w:val="20"/>
               </w:rPr>
-              <w:t>34</w:t>
+              <w:t>36</w:t>
             </w:r>
           </w:p>
         </w:tc>
@@ -11322,7 +11322,7 @@
                 <w:sz w:val="20"/>
                 <w:szCs w:val="20"/>
               </w:rPr>
-              <w:t>З(УК-4) У(УК-4)</w:t>
+              <w:t>З(УК-1) У(ОПК-2)</w:t>
             </w:r>
           </w:p>
         </w:tc>
@@ -11373,7 +11373,7 @@
                 <w:sz w:val="20"/>
                 <w:szCs w:val="20"/>
               </w:rPr>
-              <w:t>Продукционные системы и механизмы вывода</w:t>
+              <w:t>Конвейер рендеринга и программирование шейдеров</w:t>
             </w:r>
           </w:p>
         </w:tc>
@@ -11398,7 +11398,7 @@
                 <w:sz w:val="20"/>
                 <w:szCs w:val="20"/>
               </w:rPr>
-              <w:t>7</w:t>
+              <w:t>6</w:t>
             </w:r>
           </w:p>
         </w:tc>
@@ -11473,7 +11473,7 @@
                 <w:sz w:val="20"/>
                 <w:szCs w:val="20"/>
               </w:rPr>
-              <w:t>4</w:t>
+              <w:t>6</w:t>
             </w:r>
           </w:p>
         </w:tc>
@@ -11498,7 +11498,7 @@
                 <w:sz w:val="20"/>
                 <w:szCs w:val="20"/>
               </w:rPr>
-              <w:t>22</w:t>
+              <w:t>24</w:t>
             </w:r>
           </w:p>
         </w:tc>
@@ -11524,7 +11524,7 @@
                 <w:sz w:val="20"/>
                 <w:szCs w:val="20"/>
               </w:rPr>
-              <w:t>40</w:t>
+              <w:t>44</w:t>
             </w:r>
           </w:p>
         </w:tc>
@@ -11547,7 +11547,7 @@
                 <w:sz w:val="20"/>
                 <w:szCs w:val="20"/>
               </w:rPr>
-              <w:t>З(ОПК-1) У(ОПК-1)</w:t>
+              <w:t>З(ОПК-2) У(ОПК-4)</w:t>
             </w:r>
           </w:p>
         </w:tc>
@@ -11598,7 +11598,7 @@
                 <w:sz w:val="20"/>
                 <w:szCs w:val="20"/>
               </w:rPr>
-              <w:t>Нечёткая логика и нечёткие системы управления</w:t>
+              <w:t>Растеризация, освещение и текстурирование</w:t>
             </w:r>
           </w:p>
         </w:tc>
@@ -11623,7 +11623,7 @@
                 <w:sz w:val="20"/>
                 <w:szCs w:val="20"/>
               </w:rPr>
-              <w:t>7</w:t>
+              <w:t>6</w:t>
             </w:r>
           </w:p>
         </w:tc>
@@ -11648,7 +11648,7 @@
                 <w:sz w:val="20"/>
                 <w:szCs w:val="20"/>
               </w:rPr>
-              <w:t>3</w:t>
+              <w:t>4</w:t>
             </w:r>
           </w:p>
         </w:tc>
@@ -11698,7 +11698,7 @@
                 <w:sz w:val="20"/>
                 <w:szCs w:val="20"/>
               </w:rPr>
-              <w:t>6</w:t>
+              <w:t>4</w:t>
             </w:r>
           </w:p>
         </w:tc>
@@ -11723,7 +11723,7 @@
                 <w:sz w:val="20"/>
                 <w:szCs w:val="20"/>
               </w:rPr>
-              <w:t>24</w:t>
+              <w:t>22</w:t>
             </w:r>
           </w:p>
         </w:tc>
@@ -11749,7 +11749,7 @@
                 <w:sz w:val="20"/>
                 <w:szCs w:val="20"/>
               </w:rPr>
-              <w:t>43</w:t>
+              <w:t>40</w:t>
             </w:r>
           </w:p>
         </w:tc>
@@ -11772,7 +11772,7 @@
                 <w:sz w:val="20"/>
                 <w:szCs w:val="20"/>
               </w:rPr>
-              <w:t>З(ОПК-6) У(ОПК-6)</w:t>
+              <w:t>З(ОПК-4) В(ПК-1)</w:t>
             </w:r>
           </w:p>
         </w:tc>
@@ -11823,7 +11823,7 @@
                 <w:sz w:val="20"/>
                 <w:szCs w:val="20"/>
               </w:rPr>
-              <w:t>Гибридные и нейросимволические системы</w:t>
+              <w:t>Интерактивные 3D-сцены и анимация</w:t>
             </w:r>
           </w:p>
         </w:tc>
@@ -11848,7 +11848,7 @@
                 <w:sz w:val="20"/>
                 <w:szCs w:val="20"/>
               </w:rPr>
-              <w:t>7</w:t>
+              <w:t>6</w:t>
             </w:r>
           </w:p>
         </w:tc>
@@ -11873,6 +11873,56 @@
                 <w:sz w:val="20"/>
                 <w:szCs w:val="20"/>
               </w:rPr>
+              <w:t>3</w:t>
+            </w:r>
+          </w:p>
+        </w:tc>
+        <w:tc>
+          <w:tcPr>
+            <w:tcW w:w="0" w:type="auto"/>
+            <w:vAlign w:val="center"/>
+          </w:tcPr>
+          <w:p>
+            <w:pPr>
+              <w:pStyle w:val="a7"/>
+              <w:jc w:val="center"/>
+              <w:rPr>
+                <w:bCs/>
+                <w:sz w:val="20"/>
+                <w:szCs w:val="20"/>
+              </w:rPr>
+            </w:pPr>
+            <w:r>
+              <w:rPr>
+                <w:bCs/>
+                <w:sz w:val="20"/>
+                <w:szCs w:val="20"/>
+              </w:rPr>
+              <w:t>8</w:t>
+            </w:r>
+          </w:p>
+        </w:tc>
+        <w:tc>
+          <w:tcPr>
+            <w:tcW w:w="0" w:type="auto"/>
+            <w:vAlign w:val="center"/>
+          </w:tcPr>
+          <w:p>
+            <w:pPr>
+              <w:pStyle w:val="a7"/>
+              <w:jc w:val="center"/>
+              <w:rPr>
+                <w:bCs/>
+                <w:sz w:val="20"/>
+                <w:szCs w:val="20"/>
+              </w:rPr>
+            </w:pPr>
+            <w:r>
+              <w:rPr>
+                <w:bCs/>
+                <w:sz w:val="20"/>
+                <w:szCs w:val="20"/>
+              </w:rPr>
               <w:t>4</w:t>
             </w:r>
           </w:p>
@@ -11898,7 +11948,7 @@
                 <w:sz w:val="20"/>
                 <w:szCs w:val="20"/>
               </w:rPr>
-              <w:t>8</w:t>
+              <w:t>22</w:t>
             </w:r>
           </w:p>
         </w:tc>
@@ -11919,85 +11969,35 @@
             </w:pPr>
             <w:r>
               <w:rPr>
-                <w:bCs/>
-                <w:sz w:val="20"/>
-                <w:szCs w:val="20"/>
-              </w:rPr>
-              <w:t>4</w:t>
-            </w:r>
-          </w:p>
-        </w:tc>
-        <w:tc>
-          <w:tcPr>
-            <w:tcW w:w="0" w:type="auto"/>
-            <w:vAlign w:val="center"/>
+                <w:b/>
+                <w:bCs/>
+                <w:sz w:val="20"/>
+                <w:szCs w:val="20"/>
+              </w:rPr>
+              <w:t>37</w:t>
+            </w:r>
+          </w:p>
+        </w:tc>
+        <w:tc>
+          <w:tcPr>
+            <w:tcW w:w="0" w:type="auto"/>
           </w:tcPr>
           <w:p>
             <w:pPr>
               <w:pStyle w:val="a7"/>
-              <w:jc w:val="center"/>
-              <w:rPr>
-                <w:bCs/>
-                <w:sz w:val="20"/>
-                <w:szCs w:val="20"/>
-              </w:rPr>
-            </w:pPr>
-            <w:r>
-              <w:rPr>
-                <w:bCs/>
-                <w:sz w:val="20"/>
-                <w:szCs w:val="20"/>
-              </w:rPr>
-              <w:t>20</w:t>
-            </w:r>
-          </w:p>
-        </w:tc>
-        <w:tc>
-          <w:tcPr>
-            <w:tcW w:w="0" w:type="auto"/>
-            <w:vAlign w:val="center"/>
-          </w:tcPr>
-          <w:p>
-            <w:pPr>
-              <w:pStyle w:val="a7"/>
-              <w:jc w:val="center"/>
-              <w:rPr>
-                <w:bCs/>
-                <w:sz w:val="20"/>
-                <w:szCs w:val="20"/>
-              </w:rPr>
-            </w:pPr>
-            <w:r>
-              <w:rPr>
-                <w:b/>
-                <w:bCs/>
-                <w:sz w:val="20"/>
-                <w:szCs w:val="20"/>
-              </w:rPr>
-              <w:t>36</w:t>
-            </w:r>
-          </w:p>
-        </w:tc>
-        <w:tc>
-          <w:tcPr>
-            <w:tcW w:w="0" w:type="auto"/>
-          </w:tcPr>
-          <w:p>
-            <w:pPr>
-              <w:pStyle w:val="a7"/>
-              <w:rPr>
-                <w:bCs/>
-                <w:sz w:val="20"/>
-                <w:szCs w:val="20"/>
-              </w:rPr>
-            </w:pPr>
-            <w:r>
-              <w:rPr>
-                <w:bCs/>
-                <w:sz w:val="20"/>
-                <w:szCs w:val="20"/>
-              </w:rPr>
-              <w:t>У(ПК-2) В(ПК-2)</w:t>
+              <w:rPr>
+                <w:bCs/>
+                <w:sz w:val="20"/>
+                <w:szCs w:val="20"/>
+              </w:rPr>
+            </w:pPr>
+            <w:r>
+              <w:rPr>
+                <w:bCs/>
+                <w:sz w:val="20"/>
+                <w:szCs w:val="20"/>
+              </w:rPr>
+              <w:t>У(ОПК-2) В(ПК-1)</w:t>
             </w:r>
           </w:p>
         </w:tc>
@@ -12171,7 +12171,7 @@
                 <w:sz w:val="20"/>
                 <w:szCs w:val="20"/>
               </w:rPr>
-              <w:t>84</w:t>
+              <w:t>88</w:t>
             </w:r>
           </w:p>
         </w:tc>
@@ -12197,7 +12197,7 @@
                 <w:sz w:val="20"/>
                 <w:szCs w:val="20"/>
               </w:rPr>
-              <w:t>153</w:t>
+              <w:t>157</w:t>
             </w:r>
           </w:p>
         </w:tc>
@@ -12639,7 +12639,7 @@
                 <w:sz w:val="20"/>
                 <w:szCs w:val="20"/>
               </w:rPr>
-              <w:t>1-Основы инженерии знаний</w:t>
+              <w:t>1-Математические основы КГ</w:t>
             </w:r>
           </w:p>
         </w:tc>
@@ -12671,7 +12671,7 @@
                 <w:sz w:val="20"/>
                 <w:szCs w:val="20"/>
               </w:rPr>
-              <w:t>Лекция 1. История ЭС. Структура экспертной системы. MYCIN, DENDRAL</w:t>
+              <w:t>Лекция 1. Векторы, точки, однородные координаты. Матрицы трансформаций</w:t>
             </w:r>
           </w:p>
           <w:p>
@@ -12840,7 +12840,7 @@
                 <w:sz w:val="20"/>
                 <w:szCs w:val="20"/>
               </w:rPr>
-              <w:t>1-Основы инженерии знаний</w:t>
+              <w:t>1-Математические основы КГ</w:t>
             </w:r>
           </w:p>
         </w:tc>
@@ -12872,7 +12872,7 @@
                 <w:sz w:val="20"/>
                 <w:szCs w:val="20"/>
               </w:rPr>
-              <w:t>Лекция 2. Онтологии: OWL, RDF, SPARQL. Protégé</w:t>
+              <w:t>Лекция 2. Проективные проекции: ортографическая, перспективная. MVP-матрица</w:t>
             </w:r>
           </w:p>
           <w:p>
@@ -13041,7 +13041,7 @@
                 <w:sz w:val="20"/>
                 <w:szCs w:val="20"/>
               </w:rPr>
-              <w:t>2-Продукционные системы</w:t>
+              <w:t>2-Конвейер рендеринга</w:t>
             </w:r>
           </w:p>
         </w:tc>
@@ -13073,7 +13073,7 @@
                 <w:sz w:val="20"/>
                 <w:szCs w:val="20"/>
               </w:rPr>
-              <w:t>Лекция 3. Продукционные правила. Алгоритм Rete. CLIPS</w:t>
+              <w:t>Лекция 3. Конвейер рендеринга OpenGL. VBO, VAO, EBO. Примитивы</w:t>
             </w:r>
           </w:p>
           <w:p>
@@ -13242,7 +13242,7 @@
                 <w:sz w:val="20"/>
                 <w:szCs w:val="20"/>
               </w:rPr>
-              <w:t>2-Продукционные системы</w:t>
+              <w:t>2-Конвейер рендеринга</w:t>
             </w:r>
           </w:p>
         </w:tc>
@@ -13274,7 +13274,7 @@
                 <w:sz w:val="20"/>
                 <w:szCs w:val="20"/>
               </w:rPr>
-              <w:t>Лекция 4. Фреймовые системы. Семантические сети</w:t>
+              <w:t>Лекция 4. GLSL: типы данных, вершинный и фрагментный шейдеры, uniform</w:t>
             </w:r>
           </w:p>
           <w:p>
@@ -13443,7 +13443,7 @@
                 <w:sz w:val="20"/>
                 <w:szCs w:val="20"/>
               </w:rPr>
-              <w:t>3-Нечёткая логика</w:t>
+              <w:t>3-Растеризация и освещение</w:t>
             </w:r>
           </w:p>
         </w:tc>
@@ -13475,7 +13475,7 @@
                 <w:sz w:val="20"/>
                 <w:szCs w:val="20"/>
               </w:rPr>
-              <w:t>Лекция 5. Нечёткие множества. Операции. Функции принадлежности</w:t>
+              <w:t>Лекция 5. Растеризация: z-buffer, алгоритм Брезенхема. Отсечение Коэна–Сазерленда</w:t>
             </w:r>
           </w:p>
           <w:p>
@@ -13644,7 +13644,7 @@
                 <w:sz w:val="20"/>
                 <w:szCs w:val="20"/>
               </w:rPr>
-              <w:t>3-Нечёткая логика</w:t>
+              <w:t>3-Растеризация и освещение</w:t>
             </w:r>
           </w:p>
         </w:tc>
@@ -13676,7 +13676,7 @@
                 <w:sz w:val="20"/>
                 <w:szCs w:val="20"/>
               </w:rPr>
-              <w:t>Лекция 6. Системы Мамдани и Сугено. Дефаззификация</w:t>
+              <w:t>Лекция 6. Модели освещения: Фонг, Блинн–Фонг, PBR. Карты нормалей и теней</w:t>
             </w:r>
           </w:p>
           <w:p>
@@ -13723,7 +13723,7 @@
                 <w:sz w:val="20"/>
                 <w:szCs w:val="20"/>
               </w:rPr>
-              <w:t>1</w:t>
+              <w:t>2</w:t>
             </w:r>
           </w:p>
         </w:tc>
@@ -13845,7 +13845,7 @@
                 <w:sz w:val="20"/>
                 <w:szCs w:val="20"/>
               </w:rPr>
-              <w:t>4-Гибридные системы</w:t>
+              <w:t>4-3D-сцены и анимация</w:t>
             </w:r>
           </w:p>
         </w:tc>
@@ -13877,7 +13877,7 @@
                 <w:sz w:val="20"/>
                 <w:szCs w:val="20"/>
               </w:rPr>
-              <w:t>Лекция 7. ANFIS. LLM как компонент экспертных систем. XAI</w:t>
+              <w:t>Лекция 7. Граф сцены, форматы glTF/OBJ. Скелетная анимация. Интерполяция ключевых кадров</w:t>
             </w:r>
           </w:p>
           <w:p>
@@ -13924,7 +13924,7 @@
                 <w:sz w:val="20"/>
                 <w:szCs w:val="20"/>
               </w:rPr>
-              <w:t>2</w:t>
+              <w:t>1</w:t>
             </w:r>
           </w:p>
         </w:tc>
@@ -14333,7 +14333,7 @@
                 <w:sz w:val="20"/>
                 <w:szCs w:val="20"/>
               </w:rPr>
-              <w:t>1-Основы инженерии знаний</w:t>
+              <w:t>1-Математические основы КГ</w:t>
             </w:r>
           </w:p>
         </w:tc>
@@ -14394,7 +14394,7 @@
                 <w:sz w:val="20"/>
                 <w:szCs w:val="20"/>
               </w:rPr>
-              <w:t>Разработка онтологии предметной области в Protégé с SPARQL-запросами</w:t>
+              <w:t>Создание OpenGL-окна и отрисовка треугольника с кастомным шейдером</w:t>
             </w:r>
           </w:p>
           <w:p>
@@ -14533,7 +14533,7 @@
                 <w:sz w:val="20"/>
                 <w:szCs w:val="20"/>
               </w:rPr>
-              <w:t>2-Продукционные системы</w:t>
+              <w:t>1-Математические основы КГ</w:t>
             </w:r>
           </w:p>
         </w:tc>
@@ -14594,7 +14594,7 @@
                 <w:sz w:val="20"/>
                 <w:szCs w:val="20"/>
               </w:rPr>
-              <w:t>Реализация диагностической экспертной системы в CLIPS</w:t>
+              <w:t>Трансформации объектов: перемещение, вращение, масштаб через матрицы</w:t>
             </w:r>
           </w:p>
           <w:p>
@@ -14733,7 +14733,7 @@
                 <w:sz w:val="20"/>
                 <w:szCs w:val="20"/>
               </w:rPr>
-              <w:t>2-Продукционные системы</w:t>
+              <w:t>2-Конвейер рендеринга</w:t>
             </w:r>
           </w:p>
         </w:tc>
@@ -14794,7 +14794,7 @@
                 <w:sz w:val="20"/>
                 <w:szCs w:val="20"/>
               </w:rPr>
-              <w:t>Разработка системы бизнес-правил с прямым и обратным выводом в Drools</w:t>
+              <w:t>Текстурирование 3D-меша: UV-координаты, mipmapping, фильтрация</w:t>
             </w:r>
           </w:p>
           <w:p>
@@ -14933,7 +14933,7 @@
                 <w:sz w:val="20"/>
                 <w:szCs w:val="20"/>
               </w:rPr>
-              <w:t>3-Нечёткая логика</w:t>
+              <w:t>2-Конвейер рендеринга</w:t>
             </w:r>
           </w:p>
         </w:tc>
@@ -14994,7 +14994,7 @@
                 <w:sz w:val="20"/>
                 <w:szCs w:val="20"/>
               </w:rPr>
-              <w:t>Проектирование нечёткого регулятора с использованием библиотеки skfuzzy</w:t>
+              <w:t>Реализация модели освещения Фонга с картой нормалей</w:t>
             </w:r>
           </w:p>
           <w:p>
@@ -15133,7 +15133,7 @@
                 <w:sz w:val="20"/>
                 <w:szCs w:val="20"/>
               </w:rPr>
-              <w:t>3-Нечёткая логика</w:t>
+              <w:t>3-Растеризация и освещение</w:t>
             </w:r>
           </w:p>
         </w:tc>
@@ -15194,7 +15194,7 @@
                 <w:sz w:val="20"/>
                 <w:szCs w:val="20"/>
               </w:rPr>
-              <w:t>Сравнение систем Мамдани и Сугено на задаче управления</w:t>
+              <w:t>Shadow mapping: рендер теней от направленного источника</w:t>
             </w:r>
           </w:p>
           <w:p>
@@ -15333,7 +15333,7 @@
                 <w:sz w:val="20"/>
                 <w:szCs w:val="20"/>
               </w:rPr>
-              <w:t>4-Гибридные системы</w:t>
+              <w:t>3-Растеризация и освещение</w:t>
             </w:r>
           </w:p>
         </w:tc>
@@ -15394,7 +15394,7 @@
                 <w:sz w:val="20"/>
                 <w:szCs w:val="20"/>
               </w:rPr>
-              <w:t>Построение вопрос-ответной системы с базой знаний и LLM (RAG)</w:t>
+              <w:t>Интерактивная 3D-сцена на Three.js с управлением камерой и анимацией</w:t>
             </w:r>
           </w:p>
           <w:p>
@@ -16032,7 +16032,7 @@
                 <w:sz w:val="20"/>
                 <w:szCs w:val="20"/>
               </w:rPr>
-              <w:t>1-Основы инженерии знаний</w:t>
+              <w:t>1-Математические основы КГ</w:t>
             </w:r>
           </w:p>
         </w:tc>
@@ -16093,7 +16093,7 @@
                 <w:sz w:val="20"/>
                 <w:szCs w:val="20"/>
               </w:rPr>
-              <w:t>Приобретение знаний у эксперта и структурирование в виде дерева решений</w:t>
+              <w:t>Перспективная коррекция текстурных координат в растеризаторе</w:t>
             </w:r>
           </w:p>
           <w:p>
@@ -16232,7 +16232,7 @@
                 <w:sz w:val="20"/>
                 <w:szCs w:val="20"/>
               </w:rPr>
-              <w:t>2-Продукционные системы</w:t>
+              <w:t>1-Математические основы КГ</w:t>
             </w:r>
           </w:p>
         </w:tc>
@@ -16293,7 +16293,7 @@
                 <w:sz w:val="20"/>
                 <w:szCs w:val="20"/>
               </w:rPr>
-              <w:t>Верификация базы правил: обнаружение конфликтов и избыточности</w:t>
+              <w:t>Алгоритм трассировки лучей: отражения, преломления, мягкие тени</w:t>
             </w:r>
           </w:p>
           <w:p>
@@ -16432,7 +16432,7 @@
                 <w:sz w:val="20"/>
                 <w:szCs w:val="20"/>
               </w:rPr>
-              <w:t>3-Нечёткая логика</w:t>
+              <w:t>2-Конвейер рендеринга</w:t>
             </w:r>
           </w:p>
         </w:tc>
@@ -16493,7 +16493,7 @@
                 <w:sz w:val="20"/>
                 <w:szCs w:val="20"/>
               </w:rPr>
-              <w:t>Настройка функций принадлежности нечёткой системы методом градиентного обучения</w:t>
+              <w:t>Реализация arcball-камеры с управлением мышью</w:t>
             </w:r>
           </w:p>
           <w:p>
@@ -16632,7 +16632,7 @@
                 <w:sz w:val="20"/>
                 <w:szCs w:val="20"/>
               </w:rPr>
-              <w:t>3-Нечёткая логика</w:t>
+              <w:t>3-Растеризация и освещение</w:t>
             </w:r>
           </w:p>
         </w:tc>
@@ -16693,7 +16693,7 @@
                 <w:sz w:val="20"/>
                 <w:szCs w:val="20"/>
               </w:rPr>
-              <w:t>Оценка точности нечёткого вывода на тестовых сценариях</w:t>
+              <w:t>Пост-обработка изображений: bloom, SSAO, tone mapping</w:t>
             </w:r>
           </w:p>
           <w:p>
@@ -16832,7 +16832,7 @@
                 <w:sz w:val="20"/>
                 <w:szCs w:val="20"/>
               </w:rPr>
-              <w:t>4-Гибридные системы</w:t>
+              <w:t>4-3D-сцены и анимация</w:t>
             </w:r>
           </w:p>
         </w:tc>
@@ -16893,7 +16893,7 @@
                 <w:sz w:val="20"/>
                 <w:szCs w:val="20"/>
               </w:rPr>
-              <w:t>Объяснение решений модели с помощью LIME и SHAP (задачи XAI)</w:t>
+              <w:t>Загрузка и отображение 3D-модели в формате glTF</w:t>
             </w:r>
           </w:p>
           <w:p>
@@ -17032,7 +17032,7 @@
                 <w:sz w:val="20"/>
                 <w:szCs w:val="20"/>
               </w:rPr>
-              <w:t>4-Гибридные системы</w:t>
+              <w:t>4-3D-сцены и анимация</w:t>
             </w:r>
           </w:p>
         </w:tc>
@@ -17093,7 +17093,7 @@
                 <w:sz w:val="20"/>
                 <w:szCs w:val="20"/>
               </w:rPr>
-              <w:t>Интеграция онтологии с языковой моделью для семантического поиска</w:t>
+              <w:t>Скелетная анимация: skinning, интерполяция между кадрами</w:t>
             </w:r>
           </w:p>
           <w:p>
@@ -17693,7 +17693,7 @@
                 <w:sz w:val="20"/>
                 <w:szCs w:val="20"/>
               </w:rPr>
-              <w:t>1-Организация научно-исследовательской работы в России</w:t>
+              <w:t>1-Математические основы КГ</w:t>
             </w:r>
           </w:p>
         </w:tc>
@@ -17864,7 +17864,7 @@
                 <w:sz w:val="20"/>
                 <w:szCs w:val="20"/>
               </w:rPr>
-              <w:t>1-Организация научно-исследовательской работы в России</w:t>
+              <w:t>1-Математические основы КГ</w:t>
             </w:r>
           </w:p>
         </w:tc>
@@ -18035,7 +18035,7 @@
                 <w:sz w:val="20"/>
                 <w:szCs w:val="20"/>
               </w:rPr>
-              <w:t>1-Организация научно-исследовательской работы в России</w:t>
+              <w:t>1-Математические основы КГ</w:t>
             </w:r>
           </w:p>
         </w:tc>
@@ -18206,7 +18206,7 @@
                 <w:sz w:val="20"/>
                 <w:szCs w:val="20"/>
               </w:rPr>
-              <w:t>2-Этапы научного исследования</w:t>
+              <w:t>2-Конвейер рендеринга</w:t>
             </w:r>
           </w:p>
         </w:tc>
@@ -18377,7 +18377,7 @@
                 <w:sz w:val="20"/>
                 <w:szCs w:val="20"/>
               </w:rPr>
-              <w:t>2-Этапы научного исследования</w:t>
+              <w:t>2-Конвейер рендеринга</w:t>
             </w:r>
           </w:p>
         </w:tc>
@@ -18548,7 +18548,7 @@
                 <w:sz w:val="20"/>
                 <w:szCs w:val="20"/>
               </w:rPr>
-              <w:t>2-Этапы научного исследования</w:t>
+              <w:t>2-Конвейер рендеринга</w:t>
             </w:r>
           </w:p>
         </w:tc>
@@ -18719,7 +18719,7 @@
                 <w:sz w:val="20"/>
                 <w:szCs w:val="20"/>
               </w:rPr>
-              <w:t>3-Методология научных исследований</w:t>
+              <w:t>3-Растеризация и освещение</w:t>
             </w:r>
           </w:p>
         </w:tc>
@@ -18890,7 +18890,7 @@
                 <w:sz w:val="20"/>
                 <w:szCs w:val="20"/>
               </w:rPr>
-              <w:t>3-Методология научных исследований</w:t>
+              <w:t>3-Растеризация и освещение</w:t>
             </w:r>
           </w:p>
         </w:tc>
@@ -19061,7 +19061,7 @@
                 <w:sz w:val="20"/>
                 <w:szCs w:val="20"/>
               </w:rPr>
-              <w:t>3-Методология научных исследований</w:t>
+              <w:t>3-Растеризация и освещение</w:t>
             </w:r>
           </w:p>
         </w:tc>
@@ -19419,7 +19419,7 @@
           <w:iCs/>
           <w:u w:val="single"/>
         </w:rPr>
-        <w:t>Раздел 1. Организация научно-исследовательской работы в России</w:t>
+        <w:t>Раздел 1. Математические основы компьютерной графики</w:t>
       </w:r>
     </w:p>
     <w:p>
@@ -19427,7 +19427,7 @@
         <w:widowControl w:val="0"/>
       </w:pPr>
       <w:r>
-        <w:t>Паспорта специальностей</w:t>
+        <w:t>Процедурная генерация геометрии и текстур</w:t>
         <w:br/>
         <w:t/>
       </w:r>
@@ -19450,7 +19450,7 @@
           <w:iCs/>
           <w:u w:val="single"/>
         </w:rPr>
-        <w:t>Раздел 2. Этапы научного исследования</w:t>
+        <w:t>Раздел 2. Конвейер рендеринга и шейдеры</w:t>
       </w:r>
     </w:p>
     <w:p>
@@ -19458,7 +19458,7 @@
         <w:widowControl w:val="0"/>
       </w:pPr>
       <w:r>
-        <w:t>Выбор темы исследования </w:t>
+        <w:t>Трассировка путей и глобальное освещение </w:t>
       </w:r>
     </w:p>
     <w:p>
@@ -19479,7 +19479,7 @@
           <w:iCs/>
           <w:u w:val="single"/>
         </w:rPr>
-        <w:t>Раздел 3. Методология научных исследований</w:t>
+        <w:t>Раздел 3. Растеризация и освещение</w:t>
       </w:r>
     </w:p>
     <w:p>
@@ -19487,7 +19487,7 @@
         <w:widowControl w:val="0"/>
       </w:pPr>
       <w:r>
-        <w:t>Правила оформления научно-исследовательской работы </w:t>
+        <w:t>Физически корректный рендеринг (PBR) и IBL </w:t>
       </w:r>
     </w:p>
     <w:p>
@@ -21356,7 +21356,7 @@
           <w:color w:val="000000"/>
           <w:u w:val="single"/>
         </w:rPr>
-        <w:t>(37895)(38005)Экспертные системы и базы знаний</w:t>
+        <w:t>(37895)(62315)Компьютерная графика</w:t>
       </w:r>
     </w:p>
     <w:p>
@@ -23893,7 +23893,7 @@
           <w:color w:val="000000"/>
           <w:u w:val="single"/>
         </w:rPr>
-        <w:t>(38005)Экспертные системы и базы знаний</w:t>
+        <w:t>(62315)Компьютерная графика</w:t>
       </w:r>
     </w:p>
     <w:p>
@@ -25260,7 +25260,7 @@
         <w:rPr>
           <w:b/>
         </w:rPr>
-        <w:t>(38005)Экспертные системы и базы знаний</w:t>
+        <w:t>(62315)Компьютерная графика</w:t>
       </w:r>
     </w:p>
     <w:p>
@@ -33264,7 +33264,7 @@
           <w:sz w:val="28"/>
           <w:szCs w:val="28"/>
         </w:rPr>
-        <w:t>(38005)Экспертные системы и базы знаний</w:t>
+        <w:t>(62315)Компьютерная графика</w:t>
       </w:r>
     </w:p>
     <w:p>
@@ -33545,17 +33545,17 @@
               <w:rPr>
                 <w:bCs/>
               </w:rPr>
-              <w:t> ПК-3 Способен разрабатывать технические описания и руководства, готовить конспекты и проводить занятия по обучению работников применению программно-методических комплексов, используемых на предприятии:</w:t>
+              <w:t> УК-1 Способен применять математические основы компьютерной графики для построения и трансформации геометрических объектов:</w:t>
               <w:br/>
-              <w:t>  -ПК-3.1 Составляет руководства пользователя программным продуктом</w:t>
+              <w:t>  -УК-1.1 Применяет однородные координаты и матрицы аффинных преобразований</w:t>
               <w:br/>
-              <w:t>  -ПК-3.2 Согласовывает регламенты разработки технической документации по использованию программного средства</w:t>
+              <w:t>  -УК-1.2 Строит перспективную и ортографическую проекции через MVP-матрицу</w:t>
               <w:br/>
-              <w:t>  -ПК-3.3 Готовит описания методик разработки компонентов программных комплексов, используемых на предприятии</w:t>
+              <w:t>  -УК-1.3 Реализует алгоритм отсечения полигонов (Коэн–Сазерленд, Сазерленд–Ходжман)</w:t>
               <w:br/>
-              <w:t>  -ПК-3.4 Готовит описания методик применения программных комплексов, используемых на предприятии</w:t>
+              <w:t>  -УК-1.4 Применяет кватернионы для плавной интерполяции вращений (SLERP)</w:t>
               <w:br/>
-              <w:t>  -ПК-3.5 Проводит консультирование работников по использованию программно-методических комплексов предприятия</w:t>
+              <w:t>  -УК-1.5 Анализирует вычислительную сложность алгоритмов рендеринга</w:t>
               <w:br/>
               <w:t/>
             </w:r>
@@ -33579,23 +33579,23 @@
               <w:rPr>
                 <w:bCs/>
               </w:rPr>
-              <w:t> ПК-5 Способен подбирать средства проектирования и производить функциональное и логическое проектирование систем среднего и крупного масштаба и сложности:</w:t>
+              <w:t> ОПК-2 Способен разрабатывать графические приложения с использованием OpenGL и GLSL-шейдеров:</w:t>
               <w:br/>
-              <w:t>  -ПК-5.1 Использует теоретические методики целеполагания для программных систем</w:t>
+              <w:t>  -ОПК-2.1 Создаёт OpenGL-приложение с буферами вершин, шейдерами и текстурами</w:t>
               <w:br/>
-              <w:t>  -ПК-5.2 Оформляет технические задания на разработку программных средств с описанием функционирования системы</w:t>
+              <w:t>  -ОПК-2.2 Разрабатывает GLSL-шейдеры для вершинной и фрагментной обработки</w:t>
               <w:br/>
-              <w:t>  -ПК-5.3 Разрабатывает технико-экономические обоснования создания программных комплексов</w:t>
+              <w:t>  -ОПК-2.3 Реализует передачу uniform-переменных и текстурных сэмплеров</w:t>
               <w:br/>
-              <w:t>  -ПК-5.4 Производит декомпозицию системы на подфункции, проводит описание каждой функции</w:t>
+              <w:t>  -ОПК-2.4 Использует framebuffer objects для пост-обработки изображения</w:t>
               <w:br/>
-              <w:t>  -ПК-5.5 Формулирует требования к результатам аналитических работ в рамках системы</w:t>
+              <w:t>  -ОПК-2.5 Настраивает состояния OpenGL (blending, depth testing, face culling)</w:t>
               <w:br/>
-              <w:t>  -ПК-5.6 Подбирает средства проектирования систем среднего и крупного масштаба сложности</w:t>
+              <w:t>  -ОПК-2.6 Профилирует производительность GPU с RenderDoc и NVIDIA Nsight</w:t>
               <w:br/>
-              <w:t>  -ПК-5.7 Строит логические модели систем среднего и крупного масштаба сложности</w:t>
+              <w:t>  -ОПК-2.7 Реализует инстансинг для эффективного рендеринга множества объектов</w:t>
               <w:br/>
-              <w:t>  -ПК-5.8 Описывает порядок работ по созданию и сдаче системы, построенной по техническому заданию</w:t>
+              <w:t>  -ОПК-2.8 Оптимизирует шейдеры и снижает количество draw calls</w:t>
               <w:br/>
               <w:t/>
             </w:r>
@@ -33619,21 +33619,21 @@
               <w:rPr>
                 <w:bCs/>
               </w:rPr>
-              <w:t> ПК-7 Способен производить сбор, систематизацию, классификацию и анализ информации, относящейся к изучаемой предметной области:</w:t>
+              <w:t> ОПК-4 Способен реализовывать алгоритмы растеризации, освещения и трассировки лучей:</w:t>
               <w:br/>
-              <w:t>  -ПК-7.1 Выполняет сбор информации по предметной области исследования</w:t>
+              <w:t>  -ОПК-4.1 Реализует алгоритмы растеризации и модели освещения Фонга и Блинна</w:t>
               <w:br/>
-              <w:t>  -ПК-7.2 Применяет статистические методы систематизации и классификации информации, относящейся к предметной области</w:t>
+              <w:t>  -ОПК-4.2 Реализует shadow mapping и PCF-фильтрацию теней</w:t>
               <w:br/>
-              <w:t>  -ПК-7.3 Определяет цель и задачи исследования</w:t>
+              <w:t>  -ОПК-4.3 Реализует базовый ray tracer с отражениями и преломлениями</w:t>
               <w:br/>
-              <w:t>  -ПК-7.4 Применяет нормативную документацию, относящуюся к изучаемой теме</w:t>
+              <w:t>  -ОПК-4.4 Применяет карты нормалей, specular и ambient occlusion</w:t>
               <w:br/>
-              <w:t>  -ПК-7.5 Применяет методы анализа научно-технической информации</w:t>
+              <w:t>  -ОПК-4.5 Реализует среду ambient occlusion (SSAO) в экранном пространстве</w:t>
               <w:br/>
-              <w:t>  -ПК-7.6 Формирует рекомендации по внедрению результатов исследований и разработок</w:t>
+              <w:t>  -ОПК-4.6 Настраивает HDR и tone mapping для физически корректного вывода</w:t>
               <w:br/>
-              <w:t>  -ПК-7.7 Делает выводы по результатам произведённых исследований и разработок</w:t>
+              <w:t>  -ОПК-4.7 Реализует алгоритмы сглаживания (MSAA, FXAA)</w:t>
               <w:br/>
               <w:t/>
             </w:r>
@@ -33657,19 +33657,19 @@
               <w:rPr>
                 <w:bCs/>
               </w:rPr>
-              <w:t> ПК-8 Способен оформлять результаты выполненной работы в форме отчетов и презентаций, представлять материал в виде публичных выступлений и печатных публикаций:</w:t>
+              <w:t> ПК-1 Способен создавать интерактивные 3D-сцены с анимацией и управлением камерой:</w:t>
               <w:br/>
-              <w:t>  -ПК-8.1 Применяет программные средства для оформления результатов выполненной работы</w:t>
+              <w:t>  -ПК-1.1 Разрабатывает интерактивную 3D-сцену с анимацией на Three.js или OpenGL</w:t>
               <w:br/>
-              <w:t>  -ПК-8.2 Составляет проекты календарных планов работ</w:t>
+              <w:t>  -ПК-1.2 Загружает и отображает 3D-модели в форматах OBJ и glTF</w:t>
               <w:br/>
-              <w:t>  -ПК-8.3 Формирует программу представления результатов отдельных элементов научно-исследовательских и опытно-конструкторских работ</w:t>
+              <w:t>  -ПК-1.3 Реализует аркбол-камеру и FPS-контроллер с управлением мышью/клавиатурой</w:t>
               <w:br/>
-              <w:t>  -ПК-8.4 Оформляет результаты выполненных работ в виде отчётов, презентаций, видеороликов</w:t>
+              <w:t>  -ПК-1.4 Реализует скелетную анимацию с интерполяцией ключевых кадров</w:t>
               <w:br/>
-              <w:t>  -ПК-8.5 Публикует промежуточные результаты исследования в виде тезисов докладов на научно-практических конференциях</w:t>
+              <w:t>  -ПК-1.5 Реализует пост-обработку: bloom, SSAO, depth of field</w:t>
               <w:br/>
-              <w:t>  -ПК-8.6 Готовит к публикации результаты завершённых работ в виде научных статей</w:t>
+              <w:t>  -ПК-1.6 Публикует 3D-демо в браузере через WebGL и Three.js</w:t>
               <w:br/>
               <w:t/>
             </w:r>
@@ -33749,7 +33749,7 @@
               <w:rPr>
                 <w:bCs/>
               </w:rPr>
-              <w:t>ПК-3- Законодательную основу регулирования отношений между субъектами научной и научно-технической деятельности, органами власти и потребителями научной и научно-технической продукции</w:t>
+              <w:t>УК-1- Однородные координаты, матрицы трансформаций, пространства координат (модельное, мировое, экранное)</w:t>
             </w:r>
           </w:p>
           <w:p>
@@ -33766,7 +33766,7 @@
               <w:rPr>
                 <w:bCs/>
               </w:rPr>
-              <w:t>ПК-5- Субъекты научной деятельности в системе высшего и послевузовского профессионального образования</w:t>
+              <w:t>ОПК-2- Конвейер рендеринга OpenGL, GLSL-синтаксис, типы буферов (VBO, VAO, EBO)</w:t>
             </w:r>
           </w:p>
           <w:p>
@@ -33783,7 +33783,7 @@
               <w:rPr>
                 <w:bCs/>
               </w:rPr>
-              <w:t>ПК-7- Порядок подготовки научных и научно-педагогических кадров в России </w:t>
+              <w:t>ОПК-4- Алгоритмы растеризации треугольников, z-buffer, алгоритмы Брезенхема </w:t>
             </w:r>
           </w:p>
           <w:p>
@@ -33800,7 +33800,7 @@
               <w:rPr>
                 <w:bCs/>
               </w:rPr>
-              <w:t>ПК-8- Методы оформления результатов научной работы</w:t>
+              <w:t>ПК-1- Форматы 3D-моделей (OBJ, glTF), граф сцены, принципы иерархической анимации</w:t>
             </w:r>
           </w:p>
         </w:tc>
@@ -33854,7 +33854,7 @@
               <w:rPr>
                 <w:bCs/>
               </w:rPr>
-              <w:t>ПК-3- Выбирать тему и разрабатывать план исследования</w:t>
+              <w:t>УК-1- Составлять цепочки матриц трансформаций и применять проективные проекции</w:t>
             </w:r>
           </w:p>
           <w:p>
@@ -33871,7 +33871,7 @@
               <w:rPr>
                 <w:bCs/>
               </w:rPr>
-              <w:t>ПК-5- Определять оптимальные методы исследования</w:t>
+              <w:t>ОПК-2- Писать вершинные и фрагментные шейдеры, передавать uniform-переменные</w:t>
             </w:r>
           </w:p>
           <w:p>
@@ -33888,7 +33888,7 @@
               <w:rPr>
                 <w:bCs/>
               </w:rPr>
-              <w:t>ПК-7- Отыскивать научную информацию и работать с литературой</w:t>
+              <w:t>ОПК-4- Реализовывать модели освещения Фонга и Блинна–Фонга с картами нормалей</w:t>
             </w:r>
           </w:p>
           <w:p>
@@ -33905,7 +33905,7 @@
               <w:rPr>
                 <w:bCs/>
               </w:rPr>
-              <w:t>ПК-8- Собирать, анализировать и обобщать научные факты, материалы практики</w:t>
+              <w:t>ПК-1- Управлять камерой (arcball, FPS-контроллер) и реализовывать выбор объектов</w:t>
             </w:r>
           </w:p>
         </w:tc>
@@ -33960,7 +33960,7 @@
               <w:rPr>
                 <w:bCs/>
               </w:rPr>
-              <w:t>ПК-3- Участвовать в научно-исследовательских работах по кафедральным темам</w:t>
+              <w:t>УК-1- Методами оценки вычислительной сложности алгоритмов геометрических преобразований</w:t>
             </w:r>
           </w:p>
           <w:p>
@@ -33977,7 +33977,7 @@
               <w:rPr>
                 <w:bCs/>
               </w:rPr>
-              <w:t>ПК-5- Выступать с докладами и сообщениями на научно-теоретических и научно-практических конференциях, проводимых в университете</w:t>
+              <w:t>ОПК-2- Инструментами отладки OpenGL (RenderDoc, NVIDIA Nsight) и профилирования GPU</w:t>
             </w:r>
           </w:p>
           <w:p>
@@ -33994,7 +33994,7 @@
               <w:rPr>
                 <w:bCs/>
               </w:rPr>
-              <w:t>ПК-7- Готовить публикации по результатам проведенных исследований</w:t>
+              <w:t>ОПК-4- Методами трассировки лучей и построения теней (shadow mapping, ray marching)</w:t>
             </w:r>
           </w:p>
           <w:p>
@@ -34011,7 +34011,7 @@
               <w:rPr>
                 <w:bCs/>
               </w:rPr>
-              <w:t>ПК-8- Обладать устойчивыми навыками самостоятельной научно-исследовательской работы</w:t>
+              <w:t>ПК-1- Навыками создания анимированных 3D-сцен с использованием Three.js или WebGL</w:t>
             </w:r>
           </w:p>
         </w:tc>
@@ -34059,7 +34059,7 @@
               </w:rPr>
             </w:pPr>
             <w:r>
-              <w:t>Организация научно-исследовательской работы в России; Этапы научного исследования; Методология научных исследований; </w:t>
+              <w:t>Математические основы КГ; Конвейер рендеринга и шейдеры OpenGL/GLSL; Растеризация, освещение и трассировка лучей; Интерактивные 3D-сцены и анимация </w:t>
             </w:r>
           </w:p>
         </w:tc>
